--- a/WriteUp.docx
+++ b/WriteUp.docx
@@ -2,7 +2,536 @@
 <file path=word/document.xml><?xml version="1.0" encoding="utf-8"?>
 <w:document xmlns:wpc="http://schemas.microsoft.com/office/word/2010/wordprocessingCanvas" xmlns:cx="http://schemas.microsoft.com/office/drawing/2014/chartex" xmlns:cx1="http://schemas.microsoft.com/office/drawing/2015/9/8/chartex" xmlns:cx2="http://schemas.microsoft.com/office/drawing/2015/10/21/chartex" xmlns:cx3="http://schemas.microsoft.com/office/drawing/2016/5/9/chartex" xmlns:cx4="http://schemas.microsoft.com/office/drawing/2016/5/10/chartex" xmlns:cx5="http://schemas.microsoft.com/office/drawing/2016/5/11/chartex" xmlns:cx6="http://schemas.microsoft.com/office/drawing/2016/5/12/chartex" xmlns:cx7="http://schemas.microsoft.com/office/drawing/2016/5/13/chartex" xmlns:cx8="http://schemas.microsoft.com/office/drawing/2016/5/14/chartex" xmlns:mc="http://schemas.openxmlformats.org/markup-compatibility/2006" xmlns:aink="http://schemas.microsoft.com/office/drawing/2016/ink" xmlns:am3d="http://schemas.microsoft.com/office/drawing/2017/model3d" xmlns:o="urn:schemas-microsoft-com:office:office" xmlns:oel="http://schemas.microsoft.com/office/2019/extlst" xmlns:r="http://schemas.openxmlformats.org/officeDocument/2006/relationships" xmlns:m="http://schemas.openxmlformats.org/officeDocument/2006/math" xmlns:v="urn:schemas-microsoft-com:vml" xmlns:wp14="http://schemas.microsoft.com/office/word/2010/wordprocessingDrawing" xmlns:wp="http://schemas.openxmlformats.org/drawingml/2006/wordprocessingDrawing" xmlns:w10="urn:schemas-microsoft-com:office:word" xmlns:w="http://schemas.openxmlformats.org/wordprocessingml/2006/main" xmlns:w14="http://schemas.microsoft.com/office/word/2010/wordml" xmlns:w15="http://schemas.microsoft.com/office/word/2012/wordml" xmlns:w16cex="http://schemas.microsoft.com/office/word/2018/wordml/cex" xmlns:w16cid="http://schemas.microsoft.com/office/word/2016/wordml/cid" xmlns:w16="http://schemas.microsoft.com/office/word/2018/wordml" xmlns:w16du="http://schemas.microsoft.com/office/word/2023/wordml/word16du" xmlns:w16sdtdh="http://schemas.microsoft.com/office/word/2020/wordml/sdtdatahash" xmlns:w16sdtfl="http://schemas.microsoft.com/office/word/2024/wordml/sdtformatlock" xmlns:w16se="http://schemas.microsoft.com/office/word/2015/wordml/symex" xmlns:wpg="http://schemas.microsoft.com/office/word/2010/wordprocessingGroup" xmlns:wpi="http://schemas.microsoft.com/office/word/2010/wordprocessingInk" xmlns:wne="http://schemas.microsoft.com/office/word/2006/wordml" xmlns:wps="http://schemas.microsoft.com/office/word/2010/wordprocessingShape" mc:Ignorable="w14 w15 w16se w16cid w16 w16cex w16sdtdh w16sdtfl w16du wp14">
   <w:body>
+    <w:p>
+      <w:r>
+        <w:t>Mini Group Project 1 – Failure Detection</w:t>
+      </w:r>
+    </w:p>
+    <w:p>
+      <w:r>
+        <w:t>Student: John Curzon</w:t>
+      </w:r>
+    </w:p>
+    <w:p>
+      <w:r>
+        <w:t>Language Implementation: Python 3</w:t>
+      </w:r>
+    </w:p>
+    <w:p>
+      <w:r>
+        <w:t xml:space="preserve">Video: </w:t>
+      </w:r>
+      <w:hyperlink r:id="rId5" w:history="1">
+        <w:r>
+          <w:rPr>
+            <w:rStyle w:val="Hyperlink"/>
+          </w:rPr>
+          <w:t>https://youtu.be/r1SHhsb2aDA</w:t>
+        </w:r>
+      </w:hyperlink>
+    </w:p>
+    <w:p>
+      <w:proofErr w:type="spellStart"/>
+      <w:r>
+        <w:t>Github</w:t>
+      </w:r>
+      <w:proofErr w:type="spellEnd"/>
+      <w:r>
+        <w:t xml:space="preserve"> Repository: </w:t>
+      </w:r>
+      <w:hyperlink r:id="rId6" w:history="1">
+        <w:r>
+          <w:rPr>
+            <w:rStyle w:val="Hyperlink"/>
+          </w:rPr>
+          <w:t>https://github.com/jcurzon2317/CS456-GroupProject1.git</w:t>
+        </w:r>
+      </w:hyperlink>
+    </w:p>
+    <w:p>
+      <w:pPr>
+        <w:pStyle w:val="ListParagraph"/>
+        <w:numPr>
+          <w:ilvl w:val="0"/>
+          <w:numId w:val="1"/>
+        </w:numPr>
+      </w:pPr>
+      <w:r>
+        <w:t>Service Overview:</w:t>
+      </w:r>
+    </w:p>
+    <w:p>
+      <w:pPr>
+        <w:pStyle w:val="ListParagraph"/>
+      </w:pPr>
+      <w:r>
+        <w:t>This project consists of a lightweight authentication service that checks username and passwords against predefined credentials. Valid credentials returns an ACCESS GRANTED and invalid credentials return ACCESS DENIED. The service runs an independent python program that sends a UDP heartbeat to a monitor that runs separately. To simulate a service failure, there is a bit of code that has a chance of terminating every three seconds. The chance of terminating at any given check is 5%. This is non-deterministic and the heartbeat monitor program will trigger a failure message and log entry if it doesn’t receive a heartbeat message for three seconds.</w:t>
+      </w:r>
+    </w:p>
     <w:p/>
+    <w:p>
+      <w:pPr>
+        <w:pStyle w:val="ListParagraph"/>
+        <w:numPr>
+          <w:ilvl w:val="0"/>
+          <w:numId w:val="1"/>
+        </w:numPr>
+      </w:pPr>
+      <w:r>
+        <w:t>Setup and Execution:</w:t>
+      </w:r>
+    </w:p>
+    <w:p>
+      <w:pPr>
+        <w:ind w:left="720"/>
+      </w:pPr>
+      <w:r>
+        <w:t xml:space="preserve">Requirements: Python 3, a terminal running in Windows </w:t>
+      </w:r>
+      <w:proofErr w:type="spellStart"/>
+      <w:r>
+        <w:t>Powershell</w:t>
+      </w:r>
+      <w:proofErr w:type="spellEnd"/>
+      <w:r>
+        <w:t xml:space="preserve">, </w:t>
+      </w:r>
+      <w:proofErr w:type="spellStart"/>
+      <w:r>
+        <w:t>github</w:t>
+      </w:r>
+      <w:proofErr w:type="spellEnd"/>
+      <w:r>
+        <w:t xml:space="preserve"> repository files which include the service.py, </w:t>
+      </w:r>
+      <w:proofErr w:type="spellStart"/>
+      <w:r>
+        <w:t>monitor,py</w:t>
+      </w:r>
+      <w:proofErr w:type="spellEnd"/>
+      <w:r>
+        <w:t xml:space="preserve">, and attacker.py. Three open terminals, one for each program, running on the same </w:t>
+      </w:r>
+      <w:proofErr w:type="spellStart"/>
+      <w:r>
+        <w:t>maching</w:t>
+      </w:r>
+      <w:proofErr w:type="spellEnd"/>
+      <w:r>
+        <w:t xml:space="preserve"> using loopback address 127.0.0.1 and UDP port 5001</w:t>
+      </w:r>
+    </w:p>
+    <w:p>
+      <w:pPr>
+        <w:pStyle w:val="ListParagraph"/>
+        <w:ind w:left="1800"/>
+      </w:pPr>
+      <w:r>
+        <w:t xml:space="preserve">Step 1. Open three terminals and navigate to the </w:t>
+      </w:r>
+      <w:proofErr w:type="gramStart"/>
+      <w:r>
+        <w:t>files</w:t>
+      </w:r>
+      <w:proofErr w:type="gramEnd"/>
+      <w:r>
+        <w:t xml:space="preserve"> </w:t>
+      </w:r>
+      <w:proofErr w:type="gramStart"/>
+      <w:r>
+        <w:t>directory</w:t>
+      </w:r>
+      <w:proofErr w:type="gramEnd"/>
+      <w:r>
+        <w:t>. Ensure Python installation.</w:t>
+      </w:r>
+    </w:p>
+    <w:p>
+      <w:pPr>
+        <w:pStyle w:val="ListParagraph"/>
+        <w:ind w:left="1800" w:firstLine="360"/>
+      </w:pPr>
+      <w:proofErr w:type="spellStart"/>
+      <w:r>
+        <w:t>py</w:t>
+      </w:r>
+      <w:proofErr w:type="spellEnd"/>
+      <w:r>
+        <w:t xml:space="preserve"> --version</w:t>
+      </w:r>
+    </w:p>
+    <w:p>
+      <w:pPr>
+        <w:pStyle w:val="ListParagraph"/>
+        <w:ind w:left="1800"/>
+      </w:pPr>
+      <w:r>
+        <w:t>Step 2.  In terminal 1</w:t>
+      </w:r>
+      <w:r>
+        <w:t xml:space="preserve"> </w:t>
+      </w:r>
+      <w:r>
+        <w:t xml:space="preserve">start the </w:t>
+      </w:r>
+      <w:proofErr w:type="spellStart"/>
+      <w:r>
+        <w:t>hearthbeat</w:t>
+      </w:r>
+      <w:proofErr w:type="spellEnd"/>
+      <w:r>
+        <w:t xml:space="preserve"> monitor program</w:t>
+      </w:r>
+      <w:r>
+        <w:t xml:space="preserve"> and in terminal 2 start the authentication service</w:t>
+      </w:r>
+    </w:p>
+    <w:p>
+      <w:pPr>
+        <w:pStyle w:val="ListParagraph"/>
+        <w:ind w:left="1800"/>
+      </w:pPr>
+      <w:r>
+        <w:tab/>
+      </w:r>
+      <w:proofErr w:type="spellStart"/>
+      <w:r>
+        <w:t>py</w:t>
+      </w:r>
+      <w:proofErr w:type="spellEnd"/>
+      <w:r>
+        <w:t xml:space="preserve"> .\monitor.py</w:t>
+      </w:r>
+    </w:p>
+    <w:p>
+      <w:pPr>
+        <w:pStyle w:val="ListParagraph"/>
+        <w:ind w:left="1800"/>
+      </w:pPr>
+      <w:r>
+        <w:tab/>
+      </w:r>
+      <w:proofErr w:type="spellStart"/>
+      <w:r>
+        <w:t>py</w:t>
+      </w:r>
+      <w:proofErr w:type="spellEnd"/>
+      <w:r>
+        <w:t xml:space="preserve"> .\service.py</w:t>
+      </w:r>
+    </w:p>
+    <w:p>
+      <w:pPr>
+        <w:pStyle w:val="ListParagraph"/>
+        <w:ind w:left="1800"/>
+      </w:pPr>
+      <w:r>
+        <w:t xml:space="preserve">Step 3. In terminal 2, enter user credentials </w:t>
+      </w:r>
+    </w:p>
+    <w:p>
+      <w:pPr>
+        <w:pStyle w:val="ListParagraph"/>
+        <w:ind w:left="1800"/>
+      </w:pPr>
+      <w:r>
+        <w:tab/>
+        <w:t>Login: admin</w:t>
+      </w:r>
+    </w:p>
+    <w:p>
+      <w:pPr>
+        <w:pStyle w:val="ListParagraph"/>
+        <w:ind w:left="1800"/>
+      </w:pPr>
+      <w:r>
+        <w:tab/>
+        <w:t>PW: password123</w:t>
+      </w:r>
+    </w:p>
+    <w:p>
+      <w:pPr>
+        <w:pStyle w:val="ListParagraph"/>
+        <w:ind w:left="1800"/>
+      </w:pPr>
+      <w:r>
+        <w:t xml:space="preserve">This gives ACCESS GRANTED and any other credentials will give ACCESS DENIED. After a short </w:t>
+      </w:r>
+      <w:proofErr w:type="gramStart"/>
+      <w:r>
+        <w:t>time</w:t>
+      </w:r>
+      <w:proofErr w:type="gramEnd"/>
+      <w:r>
+        <w:t xml:space="preserve"> the system will </w:t>
+      </w:r>
+      <w:proofErr w:type="gramStart"/>
+      <w:r>
+        <w:t>crash</w:t>
+      </w:r>
+      <w:proofErr w:type="gramEnd"/>
+      <w:r>
+        <w:t xml:space="preserve"> and the heartbeat monitor will log the failure. Restart the authentication service.</w:t>
+      </w:r>
+    </w:p>
+    <w:p>
+      <w:pPr>
+        <w:pStyle w:val="ListParagraph"/>
+        <w:ind w:left="1800"/>
+      </w:pPr>
+      <w:r>
+        <w:t>Step 4. In terminal 3, run the attacker program:</w:t>
+      </w:r>
+    </w:p>
+    <w:p>
+      <w:pPr>
+        <w:pStyle w:val="ListParagraph"/>
+        <w:ind w:left="1800"/>
+      </w:pPr>
+      <w:r>
+        <w:lastRenderedPageBreak/>
+        <w:tab/>
+      </w:r>
+      <w:proofErr w:type="spellStart"/>
+      <w:r>
+        <w:t>py</w:t>
+      </w:r>
+      <w:proofErr w:type="spellEnd"/>
+      <w:r>
+        <w:t xml:space="preserve"> .\attacker.py</w:t>
+      </w:r>
+    </w:p>
+    <w:p>
+      <w:pPr>
+        <w:pStyle w:val="ListParagraph"/>
+        <w:ind w:left="1800"/>
+      </w:pPr>
+      <w:r>
+        <w:t>This program will send spoofed heartbeats to the monitor. While this is running, when the authentication service crashes, the heartbeat monitor will fail to detect and log it. This happens until the attack.py program is ended, at which point the monitor will fail to detect the heartbeat message and log the failure. Stop the attacker script with ctrl + c.</w:t>
+      </w:r>
+    </w:p>
+    <w:p>
+      <w:pPr>
+        <w:pStyle w:val="ListParagraph"/>
+        <w:ind w:left="1800"/>
+      </w:pPr>
+    </w:p>
+    <w:p>
+      <w:pPr>
+        <w:pStyle w:val="ListParagraph"/>
+        <w:numPr>
+          <w:ilvl w:val="0"/>
+          <w:numId w:val="1"/>
+        </w:numPr>
+      </w:pPr>
+      <w:r>
+        <w:t>Heartbeat Architecture and Timing</w:t>
+      </w:r>
+    </w:p>
+    <w:p>
+      <w:pPr>
+        <w:ind w:left="720" w:firstLine="720"/>
+      </w:pPr>
+      <w:r>
+        <w:t xml:space="preserve">Pattern: Authentication service sends UDP message HEARTHBEAT to the monitor once every second. The monitor records the time received and if a </w:t>
+      </w:r>
+      <w:proofErr w:type="spellStart"/>
+      <w:r>
+        <w:t>singal</w:t>
+      </w:r>
+      <w:proofErr w:type="spellEnd"/>
+      <w:r>
+        <w:t xml:space="preserve"> isn’t received for three seconds, it results in a timeout failure. The monitor and service are separate processes, so the monitor continues listening for messages if the authentication service fails.</w:t>
+      </w:r>
+    </w:p>
+    <w:tbl>
+      <w:tblPr>
+        <w:tblStyle w:val="TableGrid"/>
+        <w:tblW w:w="0" w:type="auto"/>
+        <w:tblInd w:w="720" w:type="dxa"/>
+        <w:tblLook w:val="04A0" w:firstRow="1" w:lastRow="0" w:firstColumn="1" w:lastColumn="0" w:noHBand="0" w:noVBand="1"/>
+      </w:tblPr>
+      <w:tblGrid>
+        <w:gridCol w:w="2155"/>
+        <w:gridCol w:w="2250"/>
+        <w:gridCol w:w="4225"/>
+      </w:tblGrid>
+      <w:tr>
+        <w:trPr>
+          <w:trHeight w:val="485"/>
+        </w:trPr>
+        <w:tc>
+          <w:tcPr>
+            <w:tcW w:w="2155" w:type="dxa"/>
+          </w:tcPr>
+          <w:p>
+            <w:r>
+              <w:t>Parameter</w:t>
+            </w:r>
+          </w:p>
+        </w:tc>
+        <w:tc>
+          <w:tcPr>
+            <w:tcW w:w="2250" w:type="dxa"/>
+          </w:tcPr>
+          <w:p>
+            <w:r>
+              <w:t>Configured Value</w:t>
+            </w:r>
+          </w:p>
+        </w:tc>
+        <w:tc>
+          <w:tcPr>
+            <w:tcW w:w="4225" w:type="dxa"/>
+          </w:tcPr>
+          <w:p>
+            <w:r>
+              <w:t>Rationale</w:t>
+            </w:r>
+          </w:p>
+        </w:tc>
+      </w:tr>
+      <w:tr>
+        <w:trPr>
+          <w:trHeight w:val="710"/>
+        </w:trPr>
+        <w:tc>
+          <w:tcPr>
+            <w:tcW w:w="2155" w:type="dxa"/>
+          </w:tcPr>
+          <w:p>
+            <w:r>
+              <w:t>Heartbeat interval</w:t>
+            </w:r>
+          </w:p>
+        </w:tc>
+        <w:tc>
+          <w:tcPr>
+            <w:tcW w:w="2250" w:type="dxa"/>
+          </w:tcPr>
+          <w:p>
+            <w:r>
+              <w:t>1 Second</w:t>
+            </w:r>
+          </w:p>
+        </w:tc>
+        <w:tc>
+          <w:tcPr>
+            <w:tcW w:w="4225" w:type="dxa"/>
+          </w:tcPr>
+          <w:p>
+            <w:r>
+              <w:t>Frequent enough for detection amid modest local traffic</w:t>
+            </w:r>
+          </w:p>
+        </w:tc>
+      </w:tr>
+      <w:tr>
+        <w:tc>
+          <w:tcPr>
+            <w:tcW w:w="2155" w:type="dxa"/>
+          </w:tcPr>
+          <w:p>
+            <w:r>
+              <w:t>Missed threshold</w:t>
+            </w:r>
+          </w:p>
+        </w:tc>
+        <w:tc>
+          <w:tcPr>
+            <w:tcW w:w="2250" w:type="dxa"/>
+          </w:tcPr>
+          <w:p>
+            <w:r>
+              <w:t>3</w:t>
+            </w:r>
+          </w:p>
+        </w:tc>
+        <w:tc>
+          <w:tcPr>
+            <w:tcW w:w="4225" w:type="dxa"/>
+          </w:tcPr>
+          <w:p>
+            <w:r>
+              <w:t>Allowing a short gap before timeout failure</w:t>
+            </w:r>
+          </w:p>
+        </w:tc>
+      </w:tr>
+      <w:tr>
+        <w:tc>
+          <w:tcPr>
+            <w:tcW w:w="2155" w:type="dxa"/>
+          </w:tcPr>
+          <w:p>
+            <w:r>
+              <w:t>Timeout Window</w:t>
+            </w:r>
+          </w:p>
+        </w:tc>
+        <w:tc>
+          <w:tcPr>
+            <w:tcW w:w="2250" w:type="dxa"/>
+          </w:tcPr>
+          <w:p>
+            <w:r>
+              <w:t>3 seconds</w:t>
+            </w:r>
+          </w:p>
+        </w:tc>
+        <w:tc>
+          <w:tcPr>
+            <w:tcW w:w="4225" w:type="dxa"/>
+          </w:tcPr>
+          <w:p>
+            <w:r>
+              <w:t>Allows for network lag</w:t>
+            </w:r>
+          </w:p>
+        </w:tc>
+      </w:tr>
+    </w:tbl>
+    <w:p>
+      <w:pPr>
+        <w:ind w:left="720" w:firstLine="720"/>
+      </w:pPr>
+    </w:p>
+    <w:p>
+      <w:pPr>
+        <w:ind w:left="720" w:firstLine="720"/>
+      </w:pPr>
+      <w:r>
+        <w:t>A shorter timeout window would result in false failure detection from network delays while a longer window would delay service failure detection.</w:t>
+      </w:r>
+    </w:p>
+    <w:p>
+      <w:pPr>
+        <w:pStyle w:val="ListParagraph"/>
+        <w:numPr>
+          <w:ilvl w:val="0"/>
+          <w:numId w:val="1"/>
+        </w:numPr>
+      </w:pPr>
+      <w:r>
+        <w:t>Adversarial Audit Summary</w:t>
+      </w:r>
+    </w:p>
+    <w:p>
+      <w:pPr>
+        <w:ind w:left="720" w:firstLine="720"/>
+      </w:pPr>
+      <w:r>
+        <w:t xml:space="preserve">The heartbeat monitor is vulnerable to spoofing because it simply listens </w:t>
+      </w:r>
+      <w:proofErr w:type="gramStart"/>
+      <w:r>
+        <w:t>for</w:t>
+      </w:r>
+      <w:proofErr w:type="gramEnd"/>
+      <w:r>
+        <w:t xml:space="preserve"> a message payload and doesn’t authenticate its source. A simple attacker script can simply spoof the message to prevent the monitor from detecting a service failure denying service to legitimate users.</w:t>
+      </w:r>
+    </w:p>
     <w:sectPr>
       <w:pgSz w:w="12240" w:h="15840"/>
       <w:pgMar w:top="1440" w:right="1440" w:bottom="1440" w:left="1440" w:header="720" w:footer="720" w:gutter="0"/>
@@ -11,6 +540,195 @@
     </w:sectPr>
   </w:body>
 </w:document>
+</file>
+
+<file path=word/numbering.xml><?xml version="1.0" encoding="utf-8"?>
+<w:numbering xmlns:wpc="http://schemas.microsoft.com/office/word/2010/wordprocessingCanvas" xmlns:cx="http://schemas.microsoft.com/office/drawing/2014/chartex" xmlns:cx1="http://schemas.microsoft.com/office/drawing/2015/9/8/chartex" xmlns:cx2="http://schemas.microsoft.com/office/drawing/2015/10/21/chartex" xmlns:cx3="http://schemas.microsoft.com/office/drawing/2016/5/9/chartex" xmlns:cx4="http://schemas.microsoft.com/office/drawing/2016/5/10/chartex" xmlns:cx5="http://schemas.microsoft.com/office/drawing/2016/5/11/chartex" xmlns:cx6="http://schemas.microsoft.com/office/drawing/2016/5/12/chartex" xmlns:cx7="http://schemas.microsoft.com/office/drawing/2016/5/13/chartex" xmlns:cx8="http://schemas.microsoft.com/office/drawing/2016/5/14/chartex" xmlns:mc="http://schemas.openxmlformats.org/markup-compatibility/2006" xmlns:aink="http://schemas.microsoft.com/office/drawing/2016/ink" xmlns:am3d="http://schemas.microsoft.com/office/drawing/2017/model3d" xmlns:o="urn:schemas-microsoft-com:office:office" xmlns:oel="http://schemas.microsoft.com/office/2019/extlst" xmlns:r="http://schemas.openxmlformats.org/officeDocument/2006/relationships" xmlns:m="http://schemas.openxmlformats.org/officeDocument/2006/math" xmlns:v="urn:schemas-microsoft-com:vml" xmlns:wp14="http://schemas.microsoft.com/office/word/2010/wordprocessingDrawing" xmlns:wp="http://schemas.openxmlformats.org/drawingml/2006/wordprocessingDrawing" xmlns:w10="urn:schemas-microsoft-com:office:word" xmlns:w="http://schemas.openxmlformats.org/wordprocessingml/2006/main" xmlns:w14="http://schemas.microsoft.com/office/word/2010/wordml" xmlns:w15="http://schemas.microsoft.com/office/word/2012/wordml" xmlns:w16cex="http://schemas.microsoft.com/office/word/2018/wordml/cex" xmlns:w16cid="http://schemas.microsoft.com/office/word/2016/wordml/cid" xmlns:w16="http://schemas.microsoft.com/office/word/2018/wordml" xmlns:w16du="http://schemas.microsoft.com/office/word/2023/wordml/word16du" xmlns:w16sdtdh="http://schemas.microsoft.com/office/word/2020/wordml/sdtdatahash" xmlns:w16sdtfl="http://schemas.microsoft.com/office/word/2024/wordml/sdtformatlock" xmlns:w16se="http://schemas.microsoft.com/office/word/2015/wordml/symex" xmlns:wpg="http://schemas.microsoft.com/office/word/2010/wordprocessingGroup" xmlns:wpi="http://schemas.microsoft.com/office/word/2010/wordprocessingInk" xmlns:wne="http://schemas.microsoft.com/office/word/2006/wordml" xmlns:wps="http://schemas.microsoft.com/office/word/2010/wordprocessingShape" mc:Ignorable="w14 w15 w16se w16cid w16 w16cex w16sdtdh w16sdtfl w16du wp14">
+  <w:abstractNum w:abstractNumId="0" w15:restartNumberingAfterBreak="0">
+    <w:nsid w:val="6CC7522B"/>
+    <w:multiLevelType w:val="hybridMultilevel"/>
+    <w:tmpl w:val="075A803E"/>
+    <w:lvl w:ilvl="0" w:tplc="3288D37E">
+      <w:start w:val="1"/>
+      <w:numFmt w:val="decimal"/>
+      <w:lvlText w:val="%1."/>
+      <w:lvlJc w:val="left"/>
+      <w:pPr>
+        <w:ind w:left="1800" w:hanging="360"/>
+      </w:pPr>
+      <w:rPr>
+        <w:rFonts w:hint="default"/>
+      </w:rPr>
+    </w:lvl>
+    <w:lvl w:ilvl="1" w:tplc="04090019" w:tentative="1">
+      <w:start w:val="1"/>
+      <w:numFmt w:val="lowerLetter"/>
+      <w:lvlText w:val="%2."/>
+      <w:lvlJc w:val="left"/>
+      <w:pPr>
+        <w:ind w:left="2520" w:hanging="360"/>
+      </w:pPr>
+    </w:lvl>
+    <w:lvl w:ilvl="2" w:tplc="0409001B" w:tentative="1">
+      <w:start w:val="1"/>
+      <w:numFmt w:val="lowerRoman"/>
+      <w:lvlText w:val="%3."/>
+      <w:lvlJc w:val="right"/>
+      <w:pPr>
+        <w:ind w:left="3240" w:hanging="180"/>
+      </w:pPr>
+    </w:lvl>
+    <w:lvl w:ilvl="3" w:tplc="0409000F" w:tentative="1">
+      <w:start w:val="1"/>
+      <w:numFmt w:val="decimal"/>
+      <w:lvlText w:val="%4."/>
+      <w:lvlJc w:val="left"/>
+      <w:pPr>
+        <w:ind w:left="3960" w:hanging="360"/>
+      </w:pPr>
+    </w:lvl>
+    <w:lvl w:ilvl="4" w:tplc="04090019" w:tentative="1">
+      <w:start w:val="1"/>
+      <w:numFmt w:val="lowerLetter"/>
+      <w:lvlText w:val="%5."/>
+      <w:lvlJc w:val="left"/>
+      <w:pPr>
+        <w:ind w:left="4680" w:hanging="360"/>
+      </w:pPr>
+    </w:lvl>
+    <w:lvl w:ilvl="5" w:tplc="0409001B" w:tentative="1">
+      <w:start w:val="1"/>
+      <w:numFmt w:val="lowerRoman"/>
+      <w:lvlText w:val="%6."/>
+      <w:lvlJc w:val="right"/>
+      <w:pPr>
+        <w:ind w:left="5400" w:hanging="180"/>
+      </w:pPr>
+    </w:lvl>
+    <w:lvl w:ilvl="6" w:tplc="0409000F" w:tentative="1">
+      <w:start w:val="1"/>
+      <w:numFmt w:val="decimal"/>
+      <w:lvlText w:val="%7."/>
+      <w:lvlJc w:val="left"/>
+      <w:pPr>
+        <w:ind w:left="6120" w:hanging="360"/>
+      </w:pPr>
+    </w:lvl>
+    <w:lvl w:ilvl="7" w:tplc="04090019" w:tentative="1">
+      <w:start w:val="1"/>
+      <w:numFmt w:val="lowerLetter"/>
+      <w:lvlText w:val="%8."/>
+      <w:lvlJc w:val="left"/>
+      <w:pPr>
+        <w:ind w:left="6840" w:hanging="360"/>
+      </w:pPr>
+    </w:lvl>
+    <w:lvl w:ilvl="8" w:tplc="0409001B" w:tentative="1">
+      <w:start w:val="1"/>
+      <w:numFmt w:val="lowerRoman"/>
+      <w:lvlText w:val="%9."/>
+      <w:lvlJc w:val="right"/>
+      <w:pPr>
+        <w:ind w:left="7560" w:hanging="180"/>
+      </w:pPr>
+    </w:lvl>
+  </w:abstractNum>
+  <w:abstractNum w:abstractNumId="1" w15:restartNumberingAfterBreak="0">
+    <w:nsid w:val="72160218"/>
+    <w:multiLevelType w:val="hybridMultilevel"/>
+    <w:tmpl w:val="EB8CF3D0"/>
+    <w:lvl w:ilvl="0" w:tplc="0409000F">
+      <w:start w:val="1"/>
+      <w:numFmt w:val="decimal"/>
+      <w:lvlText w:val="%1."/>
+      <w:lvlJc w:val="left"/>
+      <w:pPr>
+        <w:ind w:left="720" w:hanging="360"/>
+      </w:pPr>
+      <w:rPr>
+        <w:rFonts w:hint="default"/>
+      </w:rPr>
+    </w:lvl>
+    <w:lvl w:ilvl="1" w:tplc="04090019">
+      <w:start w:val="1"/>
+      <w:numFmt w:val="lowerLetter"/>
+      <w:lvlText w:val="%2."/>
+      <w:lvlJc w:val="left"/>
+      <w:pPr>
+        <w:ind w:left="1440" w:hanging="360"/>
+      </w:pPr>
+    </w:lvl>
+    <w:lvl w:ilvl="2" w:tplc="0409001B" w:tentative="1">
+      <w:start w:val="1"/>
+      <w:numFmt w:val="lowerRoman"/>
+      <w:lvlText w:val="%3."/>
+      <w:lvlJc w:val="right"/>
+      <w:pPr>
+        <w:ind w:left="2160" w:hanging="180"/>
+      </w:pPr>
+    </w:lvl>
+    <w:lvl w:ilvl="3" w:tplc="0409000F" w:tentative="1">
+      <w:start w:val="1"/>
+      <w:numFmt w:val="decimal"/>
+      <w:lvlText w:val="%4."/>
+      <w:lvlJc w:val="left"/>
+      <w:pPr>
+        <w:ind w:left="2880" w:hanging="360"/>
+      </w:pPr>
+    </w:lvl>
+    <w:lvl w:ilvl="4" w:tplc="04090019" w:tentative="1">
+      <w:start w:val="1"/>
+      <w:numFmt w:val="lowerLetter"/>
+      <w:lvlText w:val="%5."/>
+      <w:lvlJc w:val="left"/>
+      <w:pPr>
+        <w:ind w:left="3600" w:hanging="360"/>
+      </w:pPr>
+    </w:lvl>
+    <w:lvl w:ilvl="5" w:tplc="0409001B" w:tentative="1">
+      <w:start w:val="1"/>
+      <w:numFmt w:val="lowerRoman"/>
+      <w:lvlText w:val="%6."/>
+      <w:lvlJc w:val="right"/>
+      <w:pPr>
+        <w:ind w:left="4320" w:hanging="180"/>
+      </w:pPr>
+    </w:lvl>
+    <w:lvl w:ilvl="6" w:tplc="0409000F" w:tentative="1">
+      <w:start w:val="1"/>
+      <w:numFmt w:val="decimal"/>
+      <w:lvlText w:val="%7."/>
+      <w:lvlJc w:val="left"/>
+      <w:pPr>
+        <w:ind w:left="5040" w:hanging="360"/>
+      </w:pPr>
+    </w:lvl>
+    <w:lvl w:ilvl="7" w:tplc="04090019" w:tentative="1">
+      <w:start w:val="1"/>
+      <w:numFmt w:val="lowerLetter"/>
+      <w:lvlText w:val="%8."/>
+      <w:lvlJc w:val="left"/>
+      <w:pPr>
+        <w:ind w:left="5760" w:hanging="360"/>
+      </w:pPr>
+    </w:lvl>
+    <w:lvl w:ilvl="8" w:tplc="0409001B" w:tentative="1">
+      <w:start w:val="1"/>
+      <w:numFmt w:val="lowerRoman"/>
+      <w:lvlText w:val="%9."/>
+      <w:lvlJc w:val="right"/>
+      <w:pPr>
+        <w:ind w:left="6480" w:hanging="180"/>
+      </w:pPr>
+    </w:lvl>
+  </w:abstractNum>
+  <w:num w:numId="1" w16cid:durableId="812219209">
+    <w:abstractNumId w:val="1"/>
+  </w:num>
+  <w:num w:numId="2" w16cid:durableId="1709066131">
+    <w:abstractNumId w:val="0"/>
+  </w:num>
+</w:numbering>
 </file>
 
 <file path=word/styles.xml><?xml version="1.0" encoding="utf-8"?>
@@ -930,6 +1648,48 @@
       <w:spacing w:val="5"/>
     </w:rPr>
   </w:style>
+  <w:style w:type="character" w:styleId="Hyperlink">
+    <w:name w:val="Hyperlink"/>
+    <w:basedOn w:val="DefaultParagraphFont"/>
+    <w:uiPriority w:val="99"/>
+    <w:unhideWhenUsed/>
+    <w:rsid w:val="00A50CA9"/>
+    <w:rPr>
+      <w:color w:val="467886" w:themeColor="hyperlink"/>
+      <w:u w:val="single"/>
+    </w:rPr>
+  </w:style>
+  <w:style w:type="character" w:styleId="UnresolvedMention">
+    <w:name w:val="Unresolved Mention"/>
+    <w:basedOn w:val="DefaultParagraphFont"/>
+    <w:uiPriority w:val="99"/>
+    <w:semiHidden/>
+    <w:unhideWhenUsed/>
+    <w:rsid w:val="00A50CA9"/>
+    <w:rPr>
+      <w:color w:val="605E5C"/>
+      <w:shd w:val="clear" w:color="auto" w:fill="E1DFDD"/>
+    </w:rPr>
+  </w:style>
+  <w:style w:type="table" w:styleId="TableGrid">
+    <w:name w:val="Table Grid"/>
+    <w:basedOn w:val="TableNormal"/>
+    <w:uiPriority w:val="39"/>
+    <w:rsid w:val="00CE4701"/>
+    <w:pPr>
+      <w:spacing w:after="0" w:line="240" w:lineRule="auto"/>
+    </w:pPr>
+    <w:tblPr>
+      <w:tblBorders>
+        <w:top w:val="single" w:sz="4" w:space="0" w:color="auto"/>
+        <w:left w:val="single" w:sz="4" w:space="0" w:color="auto"/>
+        <w:bottom w:val="single" w:sz="4" w:space="0" w:color="auto"/>
+        <w:right w:val="single" w:sz="4" w:space="0" w:color="auto"/>
+        <w:insideH w:val="single" w:sz="4" w:space="0" w:color="auto"/>
+        <w:insideV w:val="single" w:sz="4" w:space="0" w:color="auto"/>
+      </w:tblBorders>
+    </w:tblPr>
+  </w:style>
 </w:styles>
 </file>
 

--- a/WriteUp.docx
+++ b/WriteUp.docx
@@ -31,13 +31,8 @@
       </w:hyperlink>
     </w:p>
     <w:p>
-      <w:proofErr w:type="spellStart"/>
-      <w:r>
-        <w:t>Github</w:t>
-      </w:r>
-      <w:proofErr w:type="spellEnd"/>
-      <w:r>
-        <w:t xml:space="preserve"> Repository: </w:t>
+      <w:r>
+        <w:t xml:space="preserve">Github Repository: </w:t>
       </w:r>
       <w:hyperlink r:id="rId6" w:history="1">
         <w:r>
@@ -86,39 +81,7 @@
         <w:ind w:left="720"/>
       </w:pPr>
       <w:r>
-        <w:t xml:space="preserve">Requirements: Python 3, a terminal running in Windows </w:t>
-      </w:r>
-      <w:proofErr w:type="spellStart"/>
-      <w:r>
-        <w:t>Powershell</w:t>
-      </w:r>
-      <w:proofErr w:type="spellEnd"/>
-      <w:r>
-        <w:t xml:space="preserve">, </w:t>
-      </w:r>
-      <w:proofErr w:type="spellStart"/>
-      <w:r>
-        <w:t>github</w:t>
-      </w:r>
-      <w:proofErr w:type="spellEnd"/>
-      <w:r>
-        <w:t xml:space="preserve"> repository files which include the service.py, </w:t>
-      </w:r>
-      <w:proofErr w:type="spellStart"/>
-      <w:r>
-        <w:t>monitor,py</w:t>
-      </w:r>
-      <w:proofErr w:type="spellEnd"/>
-      <w:r>
-        <w:t xml:space="preserve">, and attacker.py. Three open terminals, one for each program, running on the same </w:t>
-      </w:r>
-      <w:proofErr w:type="spellStart"/>
-      <w:r>
-        <w:t>maching</w:t>
-      </w:r>
-      <w:proofErr w:type="spellEnd"/>
-      <w:r>
-        <w:t xml:space="preserve"> using loopback address 127.0.0.1 and UDP port 5001</w:t>
+        <w:t>Requirements: Python 3, a terminal running in Windows Powershell, github repository files which include the service.py, monitor,py, and attacker.py. Three open terminals, one for each program, running on the same maching using loopback address 127.0.0.1 and UDP port 5001</w:t>
       </w:r>
     </w:p>
     <w:p>
@@ -127,23 +90,7 @@
         <w:ind w:left="1800"/>
       </w:pPr>
       <w:r>
-        <w:t xml:space="preserve">Step 1. Open three terminals and navigate to the </w:t>
-      </w:r>
-      <w:proofErr w:type="gramStart"/>
-      <w:r>
-        <w:t>files</w:t>
-      </w:r>
-      <w:proofErr w:type="gramEnd"/>
-      <w:r>
-        <w:t xml:space="preserve"> </w:t>
-      </w:r>
-      <w:proofErr w:type="gramStart"/>
-      <w:r>
-        <w:t>directory</w:t>
-      </w:r>
-      <w:proofErr w:type="gramEnd"/>
-      <w:r>
-        <w:t>. Ensure Python installation.</w:t>
+        <w:t>Step 1. Open three terminals and navigate to the files directory. Ensure Python installation.</w:t>
       </w:r>
     </w:p>
     <w:p>
@@ -151,13 +98,8 @@
         <w:pStyle w:val="ListParagraph"/>
         <w:ind w:left="1800" w:firstLine="360"/>
       </w:pPr>
-      <w:proofErr w:type="spellStart"/>
-      <w:r>
-        <w:t>py</w:t>
-      </w:r>
-      <w:proofErr w:type="spellEnd"/>
-      <w:r>
-        <w:t xml:space="preserve"> --version</w:t>
+      <w:r>
+        <w:t>py --version</w:t>
       </w:r>
     </w:p>
     <w:p>
@@ -172,15 +114,7 @@
         <w:t xml:space="preserve"> </w:t>
       </w:r>
       <w:r>
-        <w:t xml:space="preserve">start the </w:t>
-      </w:r>
-      <w:proofErr w:type="spellStart"/>
-      <w:r>
-        <w:t>hearthbeat</w:t>
-      </w:r>
-      <w:proofErr w:type="spellEnd"/>
-      <w:r>
-        <w:t xml:space="preserve"> monitor program</w:t>
+        <w:t>start the hearthbeat monitor program</w:t>
       </w:r>
       <w:r>
         <w:t xml:space="preserve"> and in terminal 2 start the authentication service</w:t>
@@ -193,14 +127,7 @@
       </w:pPr>
       <w:r>
         <w:tab/>
-      </w:r>
-      <w:proofErr w:type="spellStart"/>
-      <w:r>
-        <w:t>py</w:t>
-      </w:r>
-      <w:proofErr w:type="spellEnd"/>
-      <w:r>
-        <w:t xml:space="preserve"> .\monitor.py</w:t>
+        <w:t>py .\monitor.py</w:t>
       </w:r>
     </w:p>
     <w:p>
@@ -210,14 +137,7 @@
       </w:pPr>
       <w:r>
         <w:tab/>
-      </w:r>
-      <w:proofErr w:type="spellStart"/>
-      <w:r>
-        <w:t>py</w:t>
-      </w:r>
-      <w:proofErr w:type="spellEnd"/>
-      <w:r>
-        <w:t xml:space="preserve"> .\service.py</w:t>
+        <w:t>py .\service.py</w:t>
       </w:r>
     </w:p>
     <w:p>
@@ -255,23 +175,7 @@
         <w:ind w:left="1800"/>
       </w:pPr>
       <w:r>
-        <w:t xml:space="preserve">This gives ACCESS GRANTED and any other credentials will give ACCESS DENIED. After a short </w:t>
-      </w:r>
-      <w:proofErr w:type="gramStart"/>
-      <w:r>
-        <w:t>time</w:t>
-      </w:r>
-      <w:proofErr w:type="gramEnd"/>
-      <w:r>
-        <w:t xml:space="preserve"> the system will </w:t>
-      </w:r>
-      <w:proofErr w:type="gramStart"/>
-      <w:r>
-        <w:t>crash</w:t>
-      </w:r>
-      <w:proofErr w:type="gramEnd"/>
-      <w:r>
-        <w:t xml:space="preserve"> and the heartbeat monitor will log the failure. Restart the authentication service.</w:t>
+        <w:t>This gives ACCESS GRANTED and any other credentials will give ACCESS DENIED. After a short time the system will crash and the heartbeat monitor will log the failure. Restart the authentication service.</w:t>
       </w:r>
     </w:p>
     <w:p>
@@ -291,14 +195,7 @@
       <w:r>
         <w:lastRenderedPageBreak/>
         <w:tab/>
-      </w:r>
-      <w:proofErr w:type="spellStart"/>
-      <w:r>
-        <w:t>py</w:t>
-      </w:r>
-      <w:proofErr w:type="spellEnd"/>
-      <w:r>
-        <w:t xml:space="preserve"> .\attacker.py</w:t>
+        <w:t>py .\attacker.py</w:t>
       </w:r>
     </w:p>
     <w:p>
@@ -333,15 +230,7 @@
         <w:ind w:left="720" w:firstLine="720"/>
       </w:pPr>
       <w:r>
-        <w:t xml:space="preserve">Pattern: Authentication service sends UDP message HEARTHBEAT to the monitor once every second. The monitor records the time received and if a </w:t>
-      </w:r>
-      <w:proofErr w:type="spellStart"/>
-      <w:r>
-        <w:t>singal</w:t>
-      </w:r>
-      <w:proofErr w:type="spellEnd"/>
-      <w:r>
-        <w:t xml:space="preserve"> isn’t received for three seconds, it results in a timeout failure. The monitor and service are separate processes, so the monitor continues listening for messages if the authentication service fails.</w:t>
+        <w:t>Pattern: Authentication service sends UDP message HEARTHBEAT to the monitor once every second. The monitor records the time received and if a singal isn’t received for three seconds, it results in a timeout failure. The monitor and service are separate processes, so the monitor continues listening for messages if the authentication service fails.</w:t>
       </w:r>
     </w:p>
     <w:tbl>
@@ -521,15 +410,15 @@
         <w:ind w:left="720" w:firstLine="720"/>
       </w:pPr>
       <w:r>
-        <w:t xml:space="preserve">The heartbeat monitor is vulnerable to spoofing because it simply listens </w:t>
-      </w:r>
-      <w:proofErr w:type="gramStart"/>
-      <w:r>
-        <w:t>for</w:t>
-      </w:r>
-      <w:proofErr w:type="gramEnd"/>
-      <w:r>
-        <w:t xml:space="preserve"> a message payload and doesn’t authenticate its source. A simple attacker script can simply spoof the message to prevent the monitor from detecting a service failure denying service to legitimate users.</w:t>
+        <w:t>The heartbeat monitor is vulnerable to spoofing because it simply listens for a message payload and doesn’t authenticate its source. A simple attacker script can simply spoof the message to prevent the monitor from detecting a service failure denying service to legitimate users.</w:t>
+      </w:r>
+    </w:p>
+    <w:p>
+      <w:pPr>
+        <w:ind w:left="720" w:firstLine="720"/>
+      </w:pPr>
+      <w:r>
+        <w:t>During the test the authentication service crashed while the attacker transmitted fake heartbeats. The monitor didn’t register the crash as a result and isn’t able to restart the service on its own. Running the attack with a new script that captures and replays the heartbeat does the same thing as broadcasting the spoofed heartbeat. This script can be found in the repository under attacker2.py.</w:t>
       </w:r>
     </w:p>
     <w:sectPr>
